--- a/2_Abstract/Modello Abstract.docx
+++ b/2_Abstract/Modello Abstract.docx
@@ -1,6 +1,6 @@
 
 <file path=word/document.xml><?xml version="1.0" encoding="utf-8"?>
-<w:document xmlns:wpc="http://schemas.microsoft.com/office/word/2010/wordprocessingCanvas" xmlns:cx="http://schemas.microsoft.com/office/drawing/2014/chartex" xmlns:cx1="http://schemas.microsoft.com/office/drawing/2015/9/8/chartex" xmlns:cx2="http://schemas.microsoft.com/office/drawing/2015/10/21/chartex" xmlns:cx3="http://schemas.microsoft.com/office/drawing/2016/5/9/chartex" xmlns:cx4="http://schemas.microsoft.com/office/drawing/2016/5/10/chartex" xmlns:cx5="http://schemas.microsoft.com/office/drawing/2016/5/11/chartex" xmlns:cx6="http://schemas.microsoft.com/office/drawing/2016/5/12/chartex" xmlns:cx7="http://schemas.microsoft.com/office/drawing/2016/5/13/chartex" xmlns:cx8="http://schemas.microsoft.com/office/drawing/2016/5/14/chartex" xmlns:mc="http://schemas.openxmlformats.org/markup-compatibility/2006" xmlns:aink="http://schemas.microsoft.com/office/drawing/2016/ink" xmlns:am3d="http://schemas.microsoft.com/office/drawing/2017/model3d" xmlns:o="urn:schemas-microsoft-com:office:office" xmlns:r="http://schemas.openxmlformats.org/officeDocument/2006/relationships" xmlns:m="http://schemas.openxmlformats.org/officeDocument/2006/math" xmlns:v="urn:schemas-microsoft-com:vml" xmlns:wp14="http://schemas.microsoft.com/office/word/2010/wordprocessingDrawing" xmlns:wp="http://schemas.openxmlformats.org/drawingml/2006/wordprocessingDrawing" xmlns:w10="urn:schemas-microsoft-com:office:word" xmlns:w="http://schemas.openxmlformats.org/wordprocessingml/2006/main" xmlns:w14="http://schemas.microsoft.com/office/word/2010/wordml" xmlns:w15="http://schemas.microsoft.com/office/word/2012/wordml" xmlns:w16cex="http://schemas.microsoft.com/office/word/2018/wordml/cex" xmlns:w16cid="http://schemas.microsoft.com/office/word/2016/wordml/cid" xmlns:w16="http://schemas.microsoft.com/office/word/2018/wordml" xmlns:w16se="http://schemas.microsoft.com/office/word/2015/wordml/symex" xmlns:wpg="http://schemas.microsoft.com/office/word/2010/wordprocessingGroup" xmlns:wpi="http://schemas.microsoft.com/office/word/2010/wordprocessingInk" xmlns:wne="http://schemas.microsoft.com/office/word/2006/wordml" xmlns:wps="http://schemas.microsoft.com/office/word/2010/wordprocessingShape" mc:Ignorable="w14 w15 w16se w16cid w16 w16cex wp14">
+<w:document xmlns:wpc="http://schemas.microsoft.com/office/word/2010/wordprocessingCanvas" xmlns:cx="http://schemas.microsoft.com/office/drawing/2014/chartex" xmlns:cx1="http://schemas.microsoft.com/office/drawing/2015/9/8/chartex" xmlns:cx2="http://schemas.microsoft.com/office/drawing/2015/10/21/chartex" xmlns:cx3="http://schemas.microsoft.com/office/drawing/2016/5/9/chartex" xmlns:cx4="http://schemas.microsoft.com/office/drawing/2016/5/10/chartex" xmlns:cx5="http://schemas.microsoft.com/office/drawing/2016/5/11/chartex" xmlns:cx6="http://schemas.microsoft.com/office/drawing/2016/5/12/chartex" xmlns:cx7="http://schemas.microsoft.com/office/drawing/2016/5/13/chartex" xmlns:cx8="http://schemas.microsoft.com/office/drawing/2016/5/14/chartex" xmlns:mc="http://schemas.openxmlformats.org/markup-compatibility/2006" xmlns:aink="http://schemas.microsoft.com/office/drawing/2016/ink" xmlns:am3d="http://schemas.microsoft.com/office/drawing/2017/model3d" xmlns:o="urn:schemas-microsoft-com:office:office" xmlns:oel="http://schemas.microsoft.com/office/2019/extlst" xmlns:r="http://schemas.openxmlformats.org/officeDocument/2006/relationships" xmlns:m="http://schemas.openxmlformats.org/officeDocument/2006/math" xmlns:v="urn:schemas-microsoft-com:vml" xmlns:wp14="http://schemas.microsoft.com/office/word/2010/wordprocessingDrawing" xmlns:wp="http://schemas.openxmlformats.org/drawingml/2006/wordprocessingDrawing" xmlns:w10="urn:schemas-microsoft-com:office:word" xmlns:w="http://schemas.openxmlformats.org/wordprocessingml/2006/main" xmlns:w14="http://schemas.microsoft.com/office/word/2010/wordml" xmlns:w15="http://schemas.microsoft.com/office/word/2012/wordml" xmlns:w16cex="http://schemas.microsoft.com/office/word/2018/wordml/cex" xmlns:w16cid="http://schemas.microsoft.com/office/word/2016/wordml/cid" xmlns:w16="http://schemas.microsoft.com/office/word/2018/wordml" xmlns:w16sdtdh="http://schemas.microsoft.com/office/word/2020/wordml/sdtdatahash" xmlns:w16se="http://schemas.microsoft.com/office/word/2015/wordml/symex" xmlns:wpg="http://schemas.microsoft.com/office/word/2010/wordprocessingGroup" xmlns:wpi="http://schemas.microsoft.com/office/word/2010/wordprocessingInk" xmlns:wne="http://schemas.microsoft.com/office/word/2006/wordml" xmlns:wps="http://schemas.microsoft.com/office/word/2010/wordprocessingShape" mc:Ignorable="w14 w15 w16se w16cid w16 w16cex w16sdtdh wp14">
   <w:body>
     <w:p>
       <w:pPr>
@@ -442,6 +442,13 @@
         </w:rPr>
         <w:t>…</w:t>
       </w:r>
+      <w:r>
+        <w:rPr>
+          <w:i/>
+          <w:lang w:val="it-IT"/>
+        </w:rPr>
+        <w:t>.</w:t>
+      </w:r>
     </w:p>
     <w:p>
       <w:pPr>
@@ -683,27 +690,7 @@
           <w:sz w:val="20"/>
           <w:lang w:val="it-IT"/>
         </w:rPr>
-        <w:t>L’</w:t>
-      </w:r>
-      <w:proofErr w:type="spellStart"/>
-      <w:r>
-        <w:rPr>
-          <w:bCs/>
-          <w:i/>
-          <w:sz w:val="20"/>
-          <w:lang w:val="it-IT"/>
-        </w:rPr>
-        <w:t>abstract</w:t>
-      </w:r>
-      <w:proofErr w:type="spellEnd"/>
-      <w:r>
-        <w:rPr>
-          <w:bCs/>
-          <w:i/>
-          <w:sz w:val="20"/>
-          <w:lang w:val="it-IT"/>
-        </w:rPr>
-        <w:t xml:space="preserve"> non deve contenere elementi grafici ed avere una lunghezza massima di 1 pagina (vedi criterio di valutazione B1).</w:t>
+        <w:t>L’abstract non deve contenere elementi grafici ed avere una lunghezza massima di 1 pagina (vedi criterio di valutazione B1).</w:t>
       </w:r>
     </w:p>
     <w:sectPr>
@@ -720,7 +707,7 @@
 </file>
 
 <file path=word/endnotes.xml><?xml version="1.0" encoding="utf-8"?>
-<w:endnotes xmlns:wpc="http://schemas.microsoft.com/office/word/2010/wordprocessingCanvas" xmlns:cx="http://schemas.microsoft.com/office/drawing/2014/chartex" xmlns:cx1="http://schemas.microsoft.com/office/drawing/2015/9/8/chartex" xmlns:cx2="http://schemas.microsoft.com/office/drawing/2015/10/21/chartex" xmlns:cx3="http://schemas.microsoft.com/office/drawing/2016/5/9/chartex" xmlns:cx4="http://schemas.microsoft.com/office/drawing/2016/5/10/chartex" xmlns:cx5="http://schemas.microsoft.com/office/drawing/2016/5/11/chartex" xmlns:cx6="http://schemas.microsoft.com/office/drawing/2016/5/12/chartex" xmlns:cx7="http://schemas.microsoft.com/office/drawing/2016/5/13/chartex" xmlns:cx8="http://schemas.microsoft.com/office/drawing/2016/5/14/chartex" xmlns:mc="http://schemas.openxmlformats.org/markup-compatibility/2006" xmlns:aink="http://schemas.microsoft.com/office/drawing/2016/ink" xmlns:am3d="http://schemas.microsoft.com/office/drawing/2017/model3d" xmlns:o="urn:schemas-microsoft-com:office:office" xmlns:r="http://schemas.openxmlformats.org/officeDocument/2006/relationships" xmlns:m="http://schemas.openxmlformats.org/officeDocument/2006/math" xmlns:v="urn:schemas-microsoft-com:vml" xmlns:wp14="http://schemas.microsoft.com/office/word/2010/wordprocessingDrawing" xmlns:wp="http://schemas.openxmlformats.org/drawingml/2006/wordprocessingDrawing" xmlns:w10="urn:schemas-microsoft-com:office:word" xmlns:w="http://schemas.openxmlformats.org/wordprocessingml/2006/main" xmlns:w14="http://schemas.microsoft.com/office/word/2010/wordml" xmlns:w15="http://schemas.microsoft.com/office/word/2012/wordml" xmlns:w16cex="http://schemas.microsoft.com/office/word/2018/wordml/cex" xmlns:w16cid="http://schemas.microsoft.com/office/word/2016/wordml/cid" xmlns:w16="http://schemas.microsoft.com/office/word/2018/wordml" xmlns:w16se="http://schemas.microsoft.com/office/word/2015/wordml/symex" xmlns:wpg="http://schemas.microsoft.com/office/word/2010/wordprocessingGroup" xmlns:wpi="http://schemas.microsoft.com/office/word/2010/wordprocessingInk" xmlns:wne="http://schemas.microsoft.com/office/word/2006/wordml" xmlns:wps="http://schemas.microsoft.com/office/word/2010/wordprocessingShape" mc:Ignorable="w14 w15 w16se w16cid w16 w16cex wp14">
+<w:endnotes xmlns:wpc="http://schemas.microsoft.com/office/word/2010/wordprocessingCanvas" xmlns:cx="http://schemas.microsoft.com/office/drawing/2014/chartex" xmlns:cx1="http://schemas.microsoft.com/office/drawing/2015/9/8/chartex" xmlns:cx2="http://schemas.microsoft.com/office/drawing/2015/10/21/chartex" xmlns:cx3="http://schemas.microsoft.com/office/drawing/2016/5/9/chartex" xmlns:cx4="http://schemas.microsoft.com/office/drawing/2016/5/10/chartex" xmlns:cx5="http://schemas.microsoft.com/office/drawing/2016/5/11/chartex" xmlns:cx6="http://schemas.microsoft.com/office/drawing/2016/5/12/chartex" xmlns:cx7="http://schemas.microsoft.com/office/drawing/2016/5/13/chartex" xmlns:cx8="http://schemas.microsoft.com/office/drawing/2016/5/14/chartex" xmlns:mc="http://schemas.openxmlformats.org/markup-compatibility/2006" xmlns:aink="http://schemas.microsoft.com/office/drawing/2016/ink" xmlns:am3d="http://schemas.microsoft.com/office/drawing/2017/model3d" xmlns:o="urn:schemas-microsoft-com:office:office" xmlns:oel="http://schemas.microsoft.com/office/2019/extlst" xmlns:r="http://schemas.openxmlformats.org/officeDocument/2006/relationships" xmlns:m="http://schemas.openxmlformats.org/officeDocument/2006/math" xmlns:v="urn:schemas-microsoft-com:vml" xmlns:wp14="http://schemas.microsoft.com/office/word/2010/wordprocessingDrawing" xmlns:wp="http://schemas.openxmlformats.org/drawingml/2006/wordprocessingDrawing" xmlns:w10="urn:schemas-microsoft-com:office:word" xmlns:w="http://schemas.openxmlformats.org/wordprocessingml/2006/main" xmlns:w14="http://schemas.microsoft.com/office/word/2010/wordml" xmlns:w15="http://schemas.microsoft.com/office/word/2012/wordml" xmlns:w16cex="http://schemas.microsoft.com/office/word/2018/wordml/cex" xmlns:w16cid="http://schemas.microsoft.com/office/word/2016/wordml/cid" xmlns:w16="http://schemas.microsoft.com/office/word/2018/wordml" xmlns:w16sdtdh="http://schemas.microsoft.com/office/word/2020/wordml/sdtdatahash" xmlns:w16se="http://schemas.microsoft.com/office/word/2015/wordml/symex" xmlns:wpg="http://schemas.microsoft.com/office/word/2010/wordprocessingGroup" xmlns:wpi="http://schemas.microsoft.com/office/word/2010/wordprocessingInk" xmlns:wne="http://schemas.microsoft.com/office/word/2006/wordml" xmlns:wps="http://schemas.microsoft.com/office/word/2010/wordprocessingShape" mc:Ignorable="w14 w15 w16se w16cid w16 w16cex w16sdtdh wp14">
   <w:endnote w:type="separator" w:id="-1">
     <w:p>
       <w:r>
@@ -739,7 +726,7 @@
 </file>
 
 <file path=word/footer1.xml><?xml version="1.0" encoding="utf-8"?>
-<w:ftr xmlns:wpc="http://schemas.microsoft.com/office/word/2010/wordprocessingCanvas" xmlns:cx="http://schemas.microsoft.com/office/drawing/2014/chartex" xmlns:cx1="http://schemas.microsoft.com/office/drawing/2015/9/8/chartex" xmlns:cx2="http://schemas.microsoft.com/office/drawing/2015/10/21/chartex" xmlns:cx3="http://schemas.microsoft.com/office/drawing/2016/5/9/chartex" xmlns:cx4="http://schemas.microsoft.com/office/drawing/2016/5/10/chartex" xmlns:cx5="http://schemas.microsoft.com/office/drawing/2016/5/11/chartex" xmlns:cx6="http://schemas.microsoft.com/office/drawing/2016/5/12/chartex" xmlns:cx7="http://schemas.microsoft.com/office/drawing/2016/5/13/chartex" xmlns:cx8="http://schemas.microsoft.com/office/drawing/2016/5/14/chartex" xmlns:mc="http://schemas.openxmlformats.org/markup-compatibility/2006" xmlns:aink="http://schemas.microsoft.com/office/drawing/2016/ink" xmlns:am3d="http://schemas.microsoft.com/office/drawing/2017/model3d" xmlns:o="urn:schemas-microsoft-com:office:office" xmlns:r="http://schemas.openxmlformats.org/officeDocument/2006/relationships" xmlns:m="http://schemas.openxmlformats.org/officeDocument/2006/math" xmlns:v="urn:schemas-microsoft-com:vml" xmlns:wp14="http://schemas.microsoft.com/office/word/2010/wordprocessingDrawing" xmlns:wp="http://schemas.openxmlformats.org/drawingml/2006/wordprocessingDrawing" xmlns:w10="urn:schemas-microsoft-com:office:word" xmlns:w="http://schemas.openxmlformats.org/wordprocessingml/2006/main" xmlns:w14="http://schemas.microsoft.com/office/word/2010/wordml" xmlns:w15="http://schemas.microsoft.com/office/word/2012/wordml" xmlns:w16cex="http://schemas.microsoft.com/office/word/2018/wordml/cex" xmlns:w16cid="http://schemas.microsoft.com/office/word/2016/wordml/cid" xmlns:w16="http://schemas.microsoft.com/office/word/2018/wordml" xmlns:w16se="http://schemas.microsoft.com/office/word/2015/wordml/symex" xmlns:wpg="http://schemas.microsoft.com/office/word/2010/wordprocessingGroup" xmlns:wpi="http://schemas.microsoft.com/office/word/2010/wordprocessingInk" xmlns:wne="http://schemas.microsoft.com/office/word/2006/wordml" xmlns:wps="http://schemas.microsoft.com/office/word/2010/wordprocessingShape" mc:Ignorable="w14 w15 w16se w16cid w16 w16cex wp14">
+<w:ftr xmlns:wpc="http://schemas.microsoft.com/office/word/2010/wordprocessingCanvas" xmlns:cx="http://schemas.microsoft.com/office/drawing/2014/chartex" xmlns:cx1="http://schemas.microsoft.com/office/drawing/2015/9/8/chartex" xmlns:cx2="http://schemas.microsoft.com/office/drawing/2015/10/21/chartex" xmlns:cx3="http://schemas.microsoft.com/office/drawing/2016/5/9/chartex" xmlns:cx4="http://schemas.microsoft.com/office/drawing/2016/5/10/chartex" xmlns:cx5="http://schemas.microsoft.com/office/drawing/2016/5/11/chartex" xmlns:cx6="http://schemas.microsoft.com/office/drawing/2016/5/12/chartex" xmlns:cx7="http://schemas.microsoft.com/office/drawing/2016/5/13/chartex" xmlns:cx8="http://schemas.microsoft.com/office/drawing/2016/5/14/chartex" xmlns:mc="http://schemas.openxmlformats.org/markup-compatibility/2006" xmlns:aink="http://schemas.microsoft.com/office/drawing/2016/ink" xmlns:am3d="http://schemas.microsoft.com/office/drawing/2017/model3d" xmlns:o="urn:schemas-microsoft-com:office:office" xmlns:oel="http://schemas.microsoft.com/office/2019/extlst" xmlns:r="http://schemas.openxmlformats.org/officeDocument/2006/relationships" xmlns:m="http://schemas.openxmlformats.org/officeDocument/2006/math" xmlns:v="urn:schemas-microsoft-com:vml" xmlns:wp14="http://schemas.microsoft.com/office/word/2010/wordprocessingDrawing" xmlns:wp="http://schemas.openxmlformats.org/drawingml/2006/wordprocessingDrawing" xmlns:w10="urn:schemas-microsoft-com:office:word" xmlns:w="http://schemas.openxmlformats.org/wordprocessingml/2006/main" xmlns:w14="http://schemas.microsoft.com/office/word/2010/wordml" xmlns:w15="http://schemas.microsoft.com/office/word/2012/wordml" xmlns:w16cex="http://schemas.microsoft.com/office/word/2018/wordml/cex" xmlns:w16cid="http://schemas.microsoft.com/office/word/2016/wordml/cid" xmlns:w16="http://schemas.microsoft.com/office/word/2018/wordml" xmlns:w16sdtdh="http://schemas.microsoft.com/office/word/2020/wordml/sdtdatahash" xmlns:w16se="http://schemas.microsoft.com/office/word/2015/wordml/symex" xmlns:wpg="http://schemas.microsoft.com/office/word/2010/wordprocessingGroup" xmlns:wpi="http://schemas.microsoft.com/office/word/2010/wordprocessingInk" xmlns:wne="http://schemas.microsoft.com/office/word/2006/wordml" xmlns:wps="http://schemas.microsoft.com/office/word/2010/wordprocessingShape" mc:Ignorable="w14 w15 w16se w16cid w16 w16cex w16sdtdh wp14">
   <w:p>
     <w:pPr>
       <w:pStyle w:val="Pidipagina"/>
@@ -915,7 +902,7 @@
 </file>
 
 <file path=word/footer2.xml><?xml version="1.0" encoding="utf-8"?>
-<w:ftr xmlns:wpc="http://schemas.microsoft.com/office/word/2010/wordprocessingCanvas" xmlns:cx="http://schemas.microsoft.com/office/drawing/2014/chartex" xmlns:cx1="http://schemas.microsoft.com/office/drawing/2015/9/8/chartex" xmlns:cx2="http://schemas.microsoft.com/office/drawing/2015/10/21/chartex" xmlns:cx3="http://schemas.microsoft.com/office/drawing/2016/5/9/chartex" xmlns:cx4="http://schemas.microsoft.com/office/drawing/2016/5/10/chartex" xmlns:cx5="http://schemas.microsoft.com/office/drawing/2016/5/11/chartex" xmlns:cx6="http://schemas.microsoft.com/office/drawing/2016/5/12/chartex" xmlns:cx7="http://schemas.microsoft.com/office/drawing/2016/5/13/chartex" xmlns:cx8="http://schemas.microsoft.com/office/drawing/2016/5/14/chartex" xmlns:mc="http://schemas.openxmlformats.org/markup-compatibility/2006" xmlns:aink="http://schemas.microsoft.com/office/drawing/2016/ink" xmlns:am3d="http://schemas.microsoft.com/office/drawing/2017/model3d" xmlns:o="urn:schemas-microsoft-com:office:office" xmlns:r="http://schemas.openxmlformats.org/officeDocument/2006/relationships" xmlns:m="http://schemas.openxmlformats.org/officeDocument/2006/math" xmlns:v="urn:schemas-microsoft-com:vml" xmlns:wp14="http://schemas.microsoft.com/office/word/2010/wordprocessingDrawing" xmlns:wp="http://schemas.openxmlformats.org/drawingml/2006/wordprocessingDrawing" xmlns:w10="urn:schemas-microsoft-com:office:word" xmlns:w="http://schemas.openxmlformats.org/wordprocessingml/2006/main" xmlns:w14="http://schemas.microsoft.com/office/word/2010/wordml" xmlns:w15="http://schemas.microsoft.com/office/word/2012/wordml" xmlns:w16cex="http://schemas.microsoft.com/office/word/2018/wordml/cex" xmlns:w16cid="http://schemas.microsoft.com/office/word/2016/wordml/cid" xmlns:w16="http://schemas.microsoft.com/office/word/2018/wordml" xmlns:w16se="http://schemas.microsoft.com/office/word/2015/wordml/symex" xmlns:wpg="http://schemas.microsoft.com/office/word/2010/wordprocessingGroup" xmlns:wpi="http://schemas.microsoft.com/office/word/2010/wordprocessingInk" xmlns:wne="http://schemas.microsoft.com/office/word/2006/wordml" xmlns:wps="http://schemas.microsoft.com/office/word/2010/wordprocessingShape" mc:Ignorable="w14 w15 w16se w16cid w16 w16cex wp14">
+<w:ftr xmlns:wpc="http://schemas.microsoft.com/office/word/2010/wordprocessingCanvas" xmlns:cx="http://schemas.microsoft.com/office/drawing/2014/chartex" xmlns:cx1="http://schemas.microsoft.com/office/drawing/2015/9/8/chartex" xmlns:cx2="http://schemas.microsoft.com/office/drawing/2015/10/21/chartex" xmlns:cx3="http://schemas.microsoft.com/office/drawing/2016/5/9/chartex" xmlns:cx4="http://schemas.microsoft.com/office/drawing/2016/5/10/chartex" xmlns:cx5="http://schemas.microsoft.com/office/drawing/2016/5/11/chartex" xmlns:cx6="http://schemas.microsoft.com/office/drawing/2016/5/12/chartex" xmlns:cx7="http://schemas.microsoft.com/office/drawing/2016/5/13/chartex" xmlns:cx8="http://schemas.microsoft.com/office/drawing/2016/5/14/chartex" xmlns:mc="http://schemas.openxmlformats.org/markup-compatibility/2006" xmlns:aink="http://schemas.microsoft.com/office/drawing/2016/ink" xmlns:am3d="http://schemas.microsoft.com/office/drawing/2017/model3d" xmlns:o="urn:schemas-microsoft-com:office:office" xmlns:oel="http://schemas.microsoft.com/office/2019/extlst" xmlns:r="http://schemas.openxmlformats.org/officeDocument/2006/relationships" xmlns:m="http://schemas.openxmlformats.org/officeDocument/2006/math" xmlns:v="urn:schemas-microsoft-com:vml" xmlns:wp14="http://schemas.microsoft.com/office/word/2010/wordprocessingDrawing" xmlns:wp="http://schemas.openxmlformats.org/drawingml/2006/wordprocessingDrawing" xmlns:w10="urn:schemas-microsoft-com:office:word" xmlns:w="http://schemas.openxmlformats.org/wordprocessingml/2006/main" xmlns:w14="http://schemas.microsoft.com/office/word/2010/wordml" xmlns:w15="http://schemas.microsoft.com/office/word/2012/wordml" xmlns:w16cex="http://schemas.microsoft.com/office/word/2018/wordml/cex" xmlns:w16cid="http://schemas.microsoft.com/office/word/2016/wordml/cid" xmlns:w16="http://schemas.microsoft.com/office/word/2018/wordml" xmlns:w16sdtdh="http://schemas.microsoft.com/office/word/2020/wordml/sdtdatahash" xmlns:w16se="http://schemas.microsoft.com/office/word/2015/wordml/symex" xmlns:wpg="http://schemas.microsoft.com/office/word/2010/wordprocessingGroup" xmlns:wpi="http://schemas.microsoft.com/office/word/2010/wordprocessingInk" xmlns:wne="http://schemas.microsoft.com/office/word/2006/wordml" xmlns:wps="http://schemas.microsoft.com/office/word/2010/wordprocessingShape" mc:Ignorable="w14 w15 w16se w16cid w16 w16cex w16sdtdh wp14">
   <w:p>
     <w:pPr>
       <w:pStyle w:val="Pidipagina"/>
@@ -1179,7 +1166,7 @@
 </file>
 
 <file path=word/footnotes.xml><?xml version="1.0" encoding="utf-8"?>
-<w:footnotes xmlns:wpc="http://schemas.microsoft.com/office/word/2010/wordprocessingCanvas" xmlns:cx="http://schemas.microsoft.com/office/drawing/2014/chartex" xmlns:cx1="http://schemas.microsoft.com/office/drawing/2015/9/8/chartex" xmlns:cx2="http://schemas.microsoft.com/office/drawing/2015/10/21/chartex" xmlns:cx3="http://schemas.microsoft.com/office/drawing/2016/5/9/chartex" xmlns:cx4="http://schemas.microsoft.com/office/drawing/2016/5/10/chartex" xmlns:cx5="http://schemas.microsoft.com/office/drawing/2016/5/11/chartex" xmlns:cx6="http://schemas.microsoft.com/office/drawing/2016/5/12/chartex" xmlns:cx7="http://schemas.microsoft.com/office/drawing/2016/5/13/chartex" xmlns:cx8="http://schemas.microsoft.com/office/drawing/2016/5/14/chartex" xmlns:mc="http://schemas.openxmlformats.org/markup-compatibility/2006" xmlns:aink="http://schemas.microsoft.com/office/drawing/2016/ink" xmlns:am3d="http://schemas.microsoft.com/office/drawing/2017/model3d" xmlns:o="urn:schemas-microsoft-com:office:office" xmlns:r="http://schemas.openxmlformats.org/officeDocument/2006/relationships" xmlns:m="http://schemas.openxmlformats.org/officeDocument/2006/math" xmlns:v="urn:schemas-microsoft-com:vml" xmlns:wp14="http://schemas.microsoft.com/office/word/2010/wordprocessingDrawing" xmlns:wp="http://schemas.openxmlformats.org/drawingml/2006/wordprocessingDrawing" xmlns:w10="urn:schemas-microsoft-com:office:word" xmlns:w="http://schemas.openxmlformats.org/wordprocessingml/2006/main" xmlns:w14="http://schemas.microsoft.com/office/word/2010/wordml" xmlns:w15="http://schemas.microsoft.com/office/word/2012/wordml" xmlns:w16cex="http://schemas.microsoft.com/office/word/2018/wordml/cex" xmlns:w16cid="http://schemas.microsoft.com/office/word/2016/wordml/cid" xmlns:w16="http://schemas.microsoft.com/office/word/2018/wordml" xmlns:w16se="http://schemas.microsoft.com/office/word/2015/wordml/symex" xmlns:wpg="http://schemas.microsoft.com/office/word/2010/wordprocessingGroup" xmlns:wpi="http://schemas.microsoft.com/office/word/2010/wordprocessingInk" xmlns:wne="http://schemas.microsoft.com/office/word/2006/wordml" xmlns:wps="http://schemas.microsoft.com/office/word/2010/wordprocessingShape" mc:Ignorable="w14 w15 w16se w16cid w16 w16cex wp14">
+<w:footnotes xmlns:wpc="http://schemas.microsoft.com/office/word/2010/wordprocessingCanvas" xmlns:cx="http://schemas.microsoft.com/office/drawing/2014/chartex" xmlns:cx1="http://schemas.microsoft.com/office/drawing/2015/9/8/chartex" xmlns:cx2="http://schemas.microsoft.com/office/drawing/2015/10/21/chartex" xmlns:cx3="http://schemas.microsoft.com/office/drawing/2016/5/9/chartex" xmlns:cx4="http://schemas.microsoft.com/office/drawing/2016/5/10/chartex" xmlns:cx5="http://schemas.microsoft.com/office/drawing/2016/5/11/chartex" xmlns:cx6="http://schemas.microsoft.com/office/drawing/2016/5/12/chartex" xmlns:cx7="http://schemas.microsoft.com/office/drawing/2016/5/13/chartex" xmlns:cx8="http://schemas.microsoft.com/office/drawing/2016/5/14/chartex" xmlns:mc="http://schemas.openxmlformats.org/markup-compatibility/2006" xmlns:aink="http://schemas.microsoft.com/office/drawing/2016/ink" xmlns:am3d="http://schemas.microsoft.com/office/drawing/2017/model3d" xmlns:o="urn:schemas-microsoft-com:office:office" xmlns:oel="http://schemas.microsoft.com/office/2019/extlst" xmlns:r="http://schemas.openxmlformats.org/officeDocument/2006/relationships" xmlns:m="http://schemas.openxmlformats.org/officeDocument/2006/math" xmlns:v="urn:schemas-microsoft-com:vml" xmlns:wp14="http://schemas.microsoft.com/office/word/2010/wordprocessingDrawing" xmlns:wp="http://schemas.openxmlformats.org/drawingml/2006/wordprocessingDrawing" xmlns:w10="urn:schemas-microsoft-com:office:word" xmlns:w="http://schemas.openxmlformats.org/wordprocessingml/2006/main" xmlns:w14="http://schemas.microsoft.com/office/word/2010/wordml" xmlns:w15="http://schemas.microsoft.com/office/word/2012/wordml" xmlns:w16cex="http://schemas.microsoft.com/office/word/2018/wordml/cex" xmlns:w16cid="http://schemas.microsoft.com/office/word/2016/wordml/cid" xmlns:w16="http://schemas.microsoft.com/office/word/2018/wordml" xmlns:w16sdtdh="http://schemas.microsoft.com/office/word/2020/wordml/sdtdatahash" xmlns:w16se="http://schemas.microsoft.com/office/word/2015/wordml/symex" xmlns:wpg="http://schemas.microsoft.com/office/word/2010/wordprocessingGroup" xmlns:wpi="http://schemas.microsoft.com/office/word/2010/wordprocessingInk" xmlns:wne="http://schemas.microsoft.com/office/word/2006/wordml" xmlns:wps="http://schemas.microsoft.com/office/word/2010/wordprocessingShape" mc:Ignorable="w14 w15 w16se w16cid w16 w16cex w16sdtdh wp14">
   <w:footnote w:type="separator" w:id="-1">
     <w:p>
       <w:r>
@@ -1198,7 +1185,7 @@
 </file>
 
 <file path=word/header1.xml><?xml version="1.0" encoding="utf-8"?>
-<w:hdr xmlns:wpc="http://schemas.microsoft.com/office/word/2010/wordprocessingCanvas" xmlns:cx="http://schemas.microsoft.com/office/drawing/2014/chartex" xmlns:cx1="http://schemas.microsoft.com/office/drawing/2015/9/8/chartex" xmlns:cx2="http://schemas.microsoft.com/office/drawing/2015/10/21/chartex" xmlns:cx3="http://schemas.microsoft.com/office/drawing/2016/5/9/chartex" xmlns:cx4="http://schemas.microsoft.com/office/drawing/2016/5/10/chartex" xmlns:cx5="http://schemas.microsoft.com/office/drawing/2016/5/11/chartex" xmlns:cx6="http://schemas.microsoft.com/office/drawing/2016/5/12/chartex" xmlns:cx7="http://schemas.microsoft.com/office/drawing/2016/5/13/chartex" xmlns:cx8="http://schemas.microsoft.com/office/drawing/2016/5/14/chartex" xmlns:mc="http://schemas.openxmlformats.org/markup-compatibility/2006" xmlns:aink="http://schemas.microsoft.com/office/drawing/2016/ink" xmlns:am3d="http://schemas.microsoft.com/office/drawing/2017/model3d" xmlns:o="urn:schemas-microsoft-com:office:office" xmlns:r="http://schemas.openxmlformats.org/officeDocument/2006/relationships" xmlns:m="http://schemas.openxmlformats.org/officeDocument/2006/math" xmlns:v="urn:schemas-microsoft-com:vml" xmlns:wp14="http://schemas.microsoft.com/office/word/2010/wordprocessingDrawing" xmlns:wp="http://schemas.openxmlformats.org/drawingml/2006/wordprocessingDrawing" xmlns:w10="urn:schemas-microsoft-com:office:word" xmlns:w="http://schemas.openxmlformats.org/wordprocessingml/2006/main" xmlns:w14="http://schemas.microsoft.com/office/word/2010/wordml" xmlns:w15="http://schemas.microsoft.com/office/word/2012/wordml" xmlns:w16cex="http://schemas.microsoft.com/office/word/2018/wordml/cex" xmlns:w16cid="http://schemas.microsoft.com/office/word/2016/wordml/cid" xmlns:w16="http://schemas.microsoft.com/office/word/2018/wordml" xmlns:w16se="http://schemas.microsoft.com/office/word/2015/wordml/symex" xmlns:wpg="http://schemas.microsoft.com/office/word/2010/wordprocessingGroup" xmlns:wpi="http://schemas.microsoft.com/office/word/2010/wordprocessingInk" xmlns:wne="http://schemas.microsoft.com/office/word/2006/wordml" xmlns:wps="http://schemas.microsoft.com/office/word/2010/wordprocessingShape" mc:Ignorable="w14 w15 w16se w16cid w16 w16cex wp14">
+<w:hdr xmlns:wpc="http://schemas.microsoft.com/office/word/2010/wordprocessingCanvas" xmlns:cx="http://schemas.microsoft.com/office/drawing/2014/chartex" xmlns:cx1="http://schemas.microsoft.com/office/drawing/2015/9/8/chartex" xmlns:cx2="http://schemas.microsoft.com/office/drawing/2015/10/21/chartex" xmlns:cx3="http://schemas.microsoft.com/office/drawing/2016/5/9/chartex" xmlns:cx4="http://schemas.microsoft.com/office/drawing/2016/5/10/chartex" xmlns:cx5="http://schemas.microsoft.com/office/drawing/2016/5/11/chartex" xmlns:cx6="http://schemas.microsoft.com/office/drawing/2016/5/12/chartex" xmlns:cx7="http://schemas.microsoft.com/office/drawing/2016/5/13/chartex" xmlns:cx8="http://schemas.microsoft.com/office/drawing/2016/5/14/chartex" xmlns:mc="http://schemas.openxmlformats.org/markup-compatibility/2006" xmlns:aink="http://schemas.microsoft.com/office/drawing/2016/ink" xmlns:am3d="http://schemas.microsoft.com/office/drawing/2017/model3d" xmlns:o="urn:schemas-microsoft-com:office:office" xmlns:oel="http://schemas.microsoft.com/office/2019/extlst" xmlns:r="http://schemas.openxmlformats.org/officeDocument/2006/relationships" xmlns:m="http://schemas.openxmlformats.org/officeDocument/2006/math" xmlns:v="urn:schemas-microsoft-com:vml" xmlns:wp14="http://schemas.microsoft.com/office/word/2010/wordprocessingDrawing" xmlns:wp="http://schemas.openxmlformats.org/drawingml/2006/wordprocessingDrawing" xmlns:w10="urn:schemas-microsoft-com:office:word" xmlns:w="http://schemas.openxmlformats.org/wordprocessingml/2006/main" xmlns:w14="http://schemas.microsoft.com/office/word/2010/wordml" xmlns:w15="http://schemas.microsoft.com/office/word/2012/wordml" xmlns:w16cex="http://schemas.microsoft.com/office/word/2018/wordml/cex" xmlns:w16cid="http://schemas.microsoft.com/office/word/2016/wordml/cid" xmlns:w16="http://schemas.microsoft.com/office/word/2018/wordml" xmlns:w16sdtdh="http://schemas.microsoft.com/office/word/2020/wordml/sdtdatahash" xmlns:w16se="http://schemas.microsoft.com/office/word/2015/wordml/symex" xmlns:wpg="http://schemas.microsoft.com/office/word/2010/wordprocessingGroup" xmlns:wpi="http://schemas.microsoft.com/office/word/2010/wordprocessingInk" xmlns:wne="http://schemas.microsoft.com/office/word/2006/wordml" xmlns:wps="http://schemas.microsoft.com/office/word/2010/wordprocessingShape" mc:Ignorable="w14 w15 w16se w16cid w16 w16cex w16sdtdh wp14">
   <w:p>
     <w:pPr>
       <w:pStyle w:val="Intestazione"/>
@@ -1208,7 +1195,6 @@
         <w:lang w:val="it-IT"/>
       </w:rPr>
     </w:pPr>
-    <w:proofErr w:type="spellStart"/>
     <w:r>
       <w:rPr>
         <w:rFonts w:cs="Arial"/>
@@ -1219,7 +1205,6 @@
       </w:rPr>
       <w:t>Abstract</w:t>
     </w:r>
-    <w:proofErr w:type="spellEnd"/>
     <w:r>
       <w:rPr>
         <w:rFonts w:cs="Arial"/>
@@ -1286,7 +1271,7 @@
 </file>
 
 <file path=word/numbering.xml><?xml version="1.0" encoding="utf-8"?>
-<w:numbering xmlns:wpc="http://schemas.microsoft.com/office/word/2010/wordprocessingCanvas" xmlns:cx="http://schemas.microsoft.com/office/drawing/2014/chartex" xmlns:cx1="http://schemas.microsoft.com/office/drawing/2015/9/8/chartex" xmlns:cx2="http://schemas.microsoft.com/office/drawing/2015/10/21/chartex" xmlns:cx3="http://schemas.microsoft.com/office/drawing/2016/5/9/chartex" xmlns:cx4="http://schemas.microsoft.com/office/drawing/2016/5/10/chartex" xmlns:cx5="http://schemas.microsoft.com/office/drawing/2016/5/11/chartex" xmlns:cx6="http://schemas.microsoft.com/office/drawing/2016/5/12/chartex" xmlns:cx7="http://schemas.microsoft.com/office/drawing/2016/5/13/chartex" xmlns:cx8="http://schemas.microsoft.com/office/drawing/2016/5/14/chartex" xmlns:mc="http://schemas.openxmlformats.org/markup-compatibility/2006" xmlns:aink="http://schemas.microsoft.com/office/drawing/2016/ink" xmlns:am3d="http://schemas.microsoft.com/office/drawing/2017/model3d" xmlns:o="urn:schemas-microsoft-com:office:office" xmlns:r="http://schemas.openxmlformats.org/officeDocument/2006/relationships" xmlns:m="http://schemas.openxmlformats.org/officeDocument/2006/math" xmlns:v="urn:schemas-microsoft-com:vml" xmlns:wp14="http://schemas.microsoft.com/office/word/2010/wordprocessingDrawing" xmlns:wp="http://schemas.openxmlformats.org/drawingml/2006/wordprocessingDrawing" xmlns:w10="urn:schemas-microsoft-com:office:word" xmlns:w="http://schemas.openxmlformats.org/wordprocessingml/2006/main" xmlns:w14="http://schemas.microsoft.com/office/word/2010/wordml" xmlns:w15="http://schemas.microsoft.com/office/word/2012/wordml" xmlns:w16cex="http://schemas.microsoft.com/office/word/2018/wordml/cex" xmlns:w16cid="http://schemas.microsoft.com/office/word/2016/wordml/cid" xmlns:w16="http://schemas.microsoft.com/office/word/2018/wordml" xmlns:w16se="http://schemas.microsoft.com/office/word/2015/wordml/symex" xmlns:wpg="http://schemas.microsoft.com/office/word/2010/wordprocessingGroup" xmlns:wpi="http://schemas.microsoft.com/office/word/2010/wordprocessingInk" xmlns:wne="http://schemas.microsoft.com/office/word/2006/wordml" xmlns:wps="http://schemas.microsoft.com/office/word/2010/wordprocessingShape" mc:Ignorable="w14 w15 w16se w16cid w16 w16cex wp14">
+<w:numbering xmlns:wpc="http://schemas.microsoft.com/office/word/2010/wordprocessingCanvas" xmlns:cx="http://schemas.microsoft.com/office/drawing/2014/chartex" xmlns:cx1="http://schemas.microsoft.com/office/drawing/2015/9/8/chartex" xmlns:cx2="http://schemas.microsoft.com/office/drawing/2015/10/21/chartex" xmlns:cx3="http://schemas.microsoft.com/office/drawing/2016/5/9/chartex" xmlns:cx4="http://schemas.microsoft.com/office/drawing/2016/5/10/chartex" xmlns:cx5="http://schemas.microsoft.com/office/drawing/2016/5/11/chartex" xmlns:cx6="http://schemas.microsoft.com/office/drawing/2016/5/12/chartex" xmlns:cx7="http://schemas.microsoft.com/office/drawing/2016/5/13/chartex" xmlns:cx8="http://schemas.microsoft.com/office/drawing/2016/5/14/chartex" xmlns:mc="http://schemas.openxmlformats.org/markup-compatibility/2006" xmlns:aink="http://schemas.microsoft.com/office/drawing/2016/ink" xmlns:am3d="http://schemas.microsoft.com/office/drawing/2017/model3d" xmlns:o="urn:schemas-microsoft-com:office:office" xmlns:oel="http://schemas.microsoft.com/office/2019/extlst" xmlns:r="http://schemas.openxmlformats.org/officeDocument/2006/relationships" xmlns:m="http://schemas.openxmlformats.org/officeDocument/2006/math" xmlns:v="urn:schemas-microsoft-com:vml" xmlns:wp14="http://schemas.microsoft.com/office/word/2010/wordprocessingDrawing" xmlns:wp="http://schemas.openxmlformats.org/drawingml/2006/wordprocessingDrawing" xmlns:w10="urn:schemas-microsoft-com:office:word" xmlns:w="http://schemas.openxmlformats.org/wordprocessingml/2006/main" xmlns:w14="http://schemas.microsoft.com/office/word/2010/wordml" xmlns:w15="http://schemas.microsoft.com/office/word/2012/wordml" xmlns:w16cex="http://schemas.microsoft.com/office/word/2018/wordml/cex" xmlns:w16cid="http://schemas.microsoft.com/office/word/2016/wordml/cid" xmlns:w16="http://schemas.microsoft.com/office/word/2018/wordml" xmlns:w16sdtdh="http://schemas.microsoft.com/office/word/2020/wordml/sdtdatahash" xmlns:w16se="http://schemas.microsoft.com/office/word/2015/wordml/symex" xmlns:wpg="http://schemas.microsoft.com/office/word/2010/wordprocessingGroup" xmlns:wpi="http://schemas.microsoft.com/office/word/2010/wordprocessingInk" xmlns:wne="http://schemas.microsoft.com/office/word/2006/wordml" xmlns:wps="http://schemas.microsoft.com/office/word/2010/wordprocessingShape" mc:Ignorable="w14 w15 w16se w16cid w16 w16cex w16sdtdh wp14">
   <w:abstractNum w:abstractNumId="0" w15:restartNumberingAfterBreak="0">
     <w:nsid w:val="0A7C7405"/>
     <w:multiLevelType w:val="singleLevel"/>
@@ -3169,55 +3154,55 @@
       </w:rPr>
     </w:lvl>
   </w:abstractNum>
-  <w:num w:numId="1">
+  <w:num w:numId="1" w16cid:durableId="1644239917">
     <w:abstractNumId w:val="13"/>
   </w:num>
-  <w:num w:numId="2">
+  <w:num w:numId="2" w16cid:durableId="8527465">
     <w:abstractNumId w:val="0"/>
   </w:num>
-  <w:num w:numId="3">
+  <w:num w:numId="3" w16cid:durableId="2090803733">
     <w:abstractNumId w:val="2"/>
   </w:num>
-  <w:num w:numId="4">
+  <w:num w:numId="4" w16cid:durableId="1654212027">
     <w:abstractNumId w:val="11"/>
   </w:num>
-  <w:num w:numId="5">
+  <w:num w:numId="5" w16cid:durableId="1291979536">
     <w:abstractNumId w:val="7"/>
   </w:num>
-  <w:num w:numId="6">
+  <w:num w:numId="6" w16cid:durableId="185870945">
     <w:abstractNumId w:val="3"/>
   </w:num>
-  <w:num w:numId="7">
+  <w:num w:numId="7" w16cid:durableId="805270906">
     <w:abstractNumId w:val="8"/>
   </w:num>
-  <w:num w:numId="8">
+  <w:num w:numId="8" w16cid:durableId="1418134669">
     <w:abstractNumId w:val="14"/>
   </w:num>
-  <w:num w:numId="9">
+  <w:num w:numId="9" w16cid:durableId="720716912">
     <w:abstractNumId w:val="1"/>
   </w:num>
-  <w:num w:numId="10">
+  <w:num w:numId="10" w16cid:durableId="1036932600">
     <w:abstractNumId w:val="4"/>
   </w:num>
-  <w:num w:numId="11">
+  <w:num w:numId="11" w16cid:durableId="2047489946">
     <w:abstractNumId w:val="6"/>
   </w:num>
-  <w:num w:numId="12">
+  <w:num w:numId="12" w16cid:durableId="429356911">
     <w:abstractNumId w:val="5"/>
   </w:num>
-  <w:num w:numId="13">
+  <w:num w:numId="13" w16cid:durableId="1414274808">
     <w:abstractNumId w:val="10"/>
   </w:num>
-  <w:num w:numId="14">
+  <w:num w:numId="14" w16cid:durableId="1324353206">
     <w:abstractNumId w:val="12"/>
   </w:num>
-  <w:num w:numId="15">
+  <w:num w:numId="15" w16cid:durableId="1784958995">
     <w:abstractNumId w:val="0"/>
   </w:num>
-  <w:num w:numId="16">
+  <w:num w:numId="16" w16cid:durableId="1789355692">
     <w:abstractNumId w:val="13"/>
   </w:num>
-  <w:num w:numId="17">
+  <w:num w:numId="17" w16cid:durableId="1655256421">
     <w:abstractNumId w:val="13"/>
     <w:lvlOverride w:ilvl="0">
       <w:startOverride w:val="1"/>
@@ -3247,10 +3232,10 @@
       <w:startOverride w:val="1"/>
     </w:lvlOverride>
   </w:num>
-  <w:num w:numId="18">
+  <w:num w:numId="18" w16cid:durableId="1430732677">
     <w:abstractNumId w:val="9"/>
   </w:num>
-  <w:num w:numId="19">
+  <w:num w:numId="19" w16cid:durableId="1971596025">
     <w:abstractNumId w:val="13"/>
   </w:num>
   <w:numIdMacAtCleanup w:val="13"/>
@@ -3258,7 +3243,7 @@
 </file>
 
 <file path=word/styles.xml><?xml version="1.0" encoding="utf-8"?>
-<w:styles xmlns:mc="http://schemas.openxmlformats.org/markup-compatibility/2006" xmlns:r="http://schemas.openxmlformats.org/officeDocument/2006/relationships" xmlns:w="http://schemas.openxmlformats.org/wordprocessingml/2006/main" xmlns:w14="http://schemas.microsoft.com/office/word/2010/wordml" xmlns:w15="http://schemas.microsoft.com/office/word/2012/wordml" xmlns:w16cex="http://schemas.microsoft.com/office/word/2018/wordml/cex" xmlns:w16cid="http://schemas.microsoft.com/office/word/2016/wordml/cid" xmlns:w16="http://schemas.microsoft.com/office/word/2018/wordml" xmlns:w16se="http://schemas.microsoft.com/office/word/2015/wordml/symex" mc:Ignorable="w14 w15 w16se w16cid w16 w16cex">
+<w:styles xmlns:mc="http://schemas.openxmlformats.org/markup-compatibility/2006" xmlns:r="http://schemas.openxmlformats.org/officeDocument/2006/relationships" xmlns:w="http://schemas.openxmlformats.org/wordprocessingml/2006/main" xmlns:w14="http://schemas.microsoft.com/office/word/2010/wordml" xmlns:w15="http://schemas.microsoft.com/office/word/2012/wordml" xmlns:w16cex="http://schemas.microsoft.com/office/word/2018/wordml/cex" xmlns:w16cid="http://schemas.microsoft.com/office/word/2016/wordml/cid" xmlns:w16="http://schemas.microsoft.com/office/word/2018/wordml" xmlns:w16sdtdh="http://schemas.microsoft.com/office/word/2020/wordml/sdtdatahash" xmlns:w16se="http://schemas.microsoft.com/office/word/2015/wordml/symex" mc:Ignorable="w14 w15 w16se w16cid w16 w16cex w16sdtdh">
   <w:docDefaults>
     <w:rPrDefault>
       <w:rPr>
